--- a/Lab2/лаб2.docx
+++ b/Lab2/лаб2.docx
@@ -836,7 +836,7 @@
                 <w:szCs w:val="28"/>
                 <w:u w:val="single"/>
               </w:rPr>
-              <w:t>В</w:t>
+              <w:t>Р</w:t>
             </w:r>
             <w:r>
               <w:rPr>
@@ -1288,39 +1288,7 @@
           <w:rFonts w:cs="Times New Roman"/>
           <w:szCs w:val="28"/>
         </w:rPr>
-        <w:t>Ручное тестирование (</w:t>
-      </w:r>
-      <w:proofErr w:type="spellStart"/>
-      <w:r>
-        <w:rPr>
-          <w:rFonts w:cs="Times New Roman"/>
-          <w:szCs w:val="28"/>
-        </w:rPr>
-        <w:t>Manual</w:t>
-      </w:r>
-      <w:proofErr w:type="spellEnd"/>
-      <w:r>
-        <w:rPr>
-          <w:rFonts w:cs="Times New Roman"/>
-          <w:szCs w:val="28"/>
-        </w:rPr>
-        <w:t xml:space="preserve"> </w:t>
-      </w:r>
-      <w:proofErr w:type="spellStart"/>
-      <w:r>
-        <w:rPr>
-          <w:rFonts w:cs="Times New Roman"/>
-          <w:szCs w:val="28"/>
-        </w:rPr>
-        <w:t>testing</w:t>
-      </w:r>
-      <w:proofErr w:type="spellEnd"/>
-      <w:r>
-        <w:rPr>
-          <w:rFonts w:cs="Times New Roman"/>
-          <w:szCs w:val="28"/>
-        </w:rPr>
-        <w:t>) — это метод тестирования, при котором тестировщик вручную взаимодействует с программой, вводит данные, сравнивает фактический результат с ожидаемым и фиксирует дефекты. Ручное тестирование не требует написания тестового кода и выполняется непосредственно человеком.</w:t>
+        <w:t>Ручное тестирование (Manual testing) — это метод тестирования, при котором тестировщик вручную взаимодействует с программой, вводит данные, сравнивает фактический результат с ожидаемым и фиксирует дефекты. Ручное тестирование не требует написания тестового кода и выполняется непосредственно человеком.</w:t>
       </w:r>
     </w:p>
     <w:p>
@@ -1346,168 +1314,365 @@
           <w:rFonts w:cs="Times New Roman"/>
           <w:szCs w:val="28"/>
         </w:rPr>
+        <w:t xml:space="preserve"> -</w:t>
+      </w:r>
+      <w:r>
+        <w:rPr>
+          <w:rFonts w:cs="Times New Roman"/>
+          <w:szCs w:val="28"/>
+        </w:rPr>
+        <w:t>&gt;[ Приложение ] -&gt; Результат -&gt; Сравнение с ожидаемым</w:t>
+      </w:r>
+    </w:p>
+    <w:p>
+      <w:pPr>
+        <w:spacing w:after="0" w:line="360" w:lineRule="auto"/>
+        <w:ind w:firstLine="709"/>
+        <w:jc w:val="both"/>
+        <w:rPr>
+          <w:rFonts w:cs="Times New Roman"/>
+          <w:szCs w:val="28"/>
+        </w:rPr>
+      </w:pPr>
+      <w:r>
+        <w:rPr>
+          <w:rFonts w:cs="Times New Roman"/>
+          <w:szCs w:val="28"/>
+        </w:rPr>
+        <w:t>Автоматизированное тестирование (Automated testing) — это метод тестирования, при котором проверки выполняет программа-тест (тест-фреймворк), а не человек. Тесты пишутся один раз, а затем запускаются многократно — вручную или</w:t>
+      </w:r>
+      <w:r>
+        <w:rPr>
+          <w:rFonts w:cs="Times New Roman"/>
+          <w:szCs w:val="28"/>
+        </w:rPr>
+        <w:t xml:space="preserve"> с использованием </w:t>
+      </w:r>
+      <w:r>
+        <w:rPr>
+          <w:rFonts w:cs="Times New Roman"/>
+          <w:szCs w:val="28"/>
+        </w:rPr>
+        <w:t>CI</w:t>
+      </w:r>
+      <w:r>
+        <w:rPr>
+          <w:rFonts w:cs="Times New Roman"/>
+          <w:szCs w:val="28"/>
+        </w:rPr>
+        <w:t>-пайплай который автоматически собирает проект и запускает проект с тестами</w:t>
+      </w:r>
+      <w:r>
+        <w:rPr>
+          <w:rFonts w:cs="Times New Roman"/>
+          <w:szCs w:val="28"/>
+        </w:rPr>
+        <w:t>.</w:t>
+      </w:r>
+    </w:p>
+    <w:p>
+      <w:pPr>
+        <w:spacing w:after="0" w:line="360" w:lineRule="auto"/>
+        <w:ind w:firstLine="709"/>
+        <w:jc w:val="both"/>
+        <w:rPr>
+          <w:rFonts w:cs="Times New Roman"/>
+          <w:szCs w:val="28"/>
+        </w:rPr>
+      </w:pPr>
+      <w:r>
+        <w:rPr>
+          <w:rFonts w:cs="Times New Roman"/>
+          <w:szCs w:val="28"/>
+        </w:rPr>
+        <w:t>[ Тестовый код ] -&gt; [ Приложение ] -&gt; Отчёт (успех/провал)</w:t>
+      </w:r>
+    </w:p>
+    <w:p>
+      <w:pPr>
+        <w:spacing w:after="0" w:line="360" w:lineRule="auto"/>
+        <w:ind w:firstLine="709"/>
+        <w:jc w:val="both"/>
+        <w:rPr>
+          <w:rFonts w:cs="Times New Roman"/>
+          <w:szCs w:val="28"/>
+        </w:rPr>
+      </w:pPr>
+      <w:r>
+        <w:rPr>
+          <w:rFonts w:cs="Times New Roman"/>
+          <w:szCs w:val="28"/>
+        </w:rPr>
+        <w:t xml:space="preserve">Ручное тестирование </w:t>
+      </w:r>
+    </w:p>
+    <w:p>
+      <w:pPr>
+        <w:spacing w:after="0" w:line="360" w:lineRule="auto"/>
+        <w:ind w:firstLine="709"/>
+        <w:jc w:val="both"/>
+        <w:rPr>
+          <w:rFonts w:cs="Times New Roman"/>
+          <w:szCs w:val="28"/>
+        </w:rPr>
+      </w:pPr>
+      <w:r>
+        <w:rPr>
+          <w:rFonts w:cs="Times New Roman"/>
+          <w:szCs w:val="28"/>
+        </w:rPr>
+        <w:t>Запуск консольного приложения, визуальная проверка вывода программы.</w:t>
+      </w:r>
+    </w:p>
+    <w:p>
+      <w:pPr>
+        <w:spacing w:after="0" w:line="360" w:lineRule="auto"/>
+        <w:ind w:firstLine="709"/>
+        <w:jc w:val="both"/>
+        <w:rPr>
+          <w:rFonts w:cs="Times New Roman"/>
+          <w:szCs w:val="28"/>
+        </w:rPr>
+      </w:pPr>
+      <w:r>
+        <w:rPr>
+          <w:rFonts w:cs="Times New Roman"/>
+          <w:szCs w:val="28"/>
+        </w:rPr>
+        <w:t xml:space="preserve">Проверка 1. </w:t>
+      </w:r>
+      <w:r>
+        <w:rPr>
+          <w:rFonts w:cs="Times New Roman"/>
+          <w:szCs w:val="28"/>
+        </w:rPr>
+        <w:t>Добавление точек при старте программы</w:t>
+      </w:r>
+    </w:p>
+    <w:p>
+      <w:pPr>
+        <w:spacing w:after="0" w:line="360" w:lineRule="auto"/>
+        <w:ind w:firstLine="709"/>
+        <w:jc w:val="both"/>
+        <w:rPr>
+          <w:rFonts w:cs="Times New Roman"/>
+          <w:szCs w:val="28"/>
+          <w:lang w:val="en-US"/>
+        </w:rPr>
+      </w:pPr>
+      <w:r>
+        <w:rPr>
+          <w:rFonts w:cs="Times New Roman"/>
+          <w:szCs w:val="28"/>
+          <w:lang w:val="en-US"/>
+        </w:rPr>
+        <w:t>PointOfInterest park = mapService.AddPoi("</w:t>
+      </w:r>
+      <w:r>
+        <w:rPr>
+          <w:rFonts w:cs="Times New Roman"/>
+          <w:szCs w:val="28"/>
+        </w:rPr>
+        <w:t>Центральный</w:t>
+      </w:r>
+      <w:r>
+        <w:rPr>
+          <w:rFonts w:cs="Times New Roman"/>
+          <w:szCs w:val="28"/>
+          <w:lang w:val="en-US"/>
+        </w:rPr>
         <w:t xml:space="preserve"> </w:t>
       </w:r>
-      <w:proofErr w:type="gramStart"/>
       <w:r>
         <w:rPr>
           <w:rFonts w:cs="Times New Roman"/>
           <w:szCs w:val="28"/>
         </w:rPr>
-        <w:t>-</w:t>
+        <w:t>парк</w:t>
       </w:r>
       <w:r>
         <w:rPr>
           <w:rFonts w:cs="Times New Roman"/>
           <w:szCs w:val="28"/>
-        </w:rPr>
-        <w:t>&gt;</w:t>
-      </w:r>
-      <w:r>
+          <w:lang w:val="en-US"/>
+        </w:rPr>
+        <w:t>", new Coordinate(55.7601, 37.6184));</w:t>
+      </w:r>
+    </w:p>
+    <w:p>
+      <w:pPr>
+        <w:spacing w:after="0" w:line="360" w:lineRule="auto"/>
+        <w:ind w:firstLine="709"/>
+        <w:jc w:val="both"/>
         <w:rPr>
           <w:rFonts w:cs="Times New Roman"/>
           <w:szCs w:val="28"/>
-        </w:rPr>
-        <w:t>[</w:t>
-      </w:r>
-      <w:proofErr w:type="gramEnd"/>
+          <w:lang w:val="en-US"/>
+        </w:rPr>
+      </w:pPr>
       <w:r>
         <w:rPr>
           <w:rFonts w:cs="Times New Roman"/>
           <w:szCs w:val="28"/>
+          <w:lang w:val="en-US"/>
+        </w:rPr>
+        <w:t>PointOfInterest cafe = mapService.AddPoi("</w:t>
+      </w:r>
+      <w:r>
+        <w:rPr>
+          <w:rFonts w:cs="Times New Roman"/>
+          <w:szCs w:val="28"/>
+        </w:rPr>
+        <w:t>Кофейня</w:t>
+      </w:r>
+      <w:r>
+        <w:rPr>
+          <w:rFonts w:cs="Times New Roman"/>
+          <w:szCs w:val="28"/>
+          <w:lang w:val="en-US"/>
         </w:rPr>
         <w:t xml:space="preserve"> </w:t>
       </w:r>
-      <w:proofErr w:type="gramStart"/>
       <w:r>
         <w:rPr>
           <w:rFonts w:cs="Times New Roman"/>
           <w:szCs w:val="28"/>
         </w:rPr>
-        <w:t>Приложение ]</w:t>
-      </w:r>
-      <w:proofErr w:type="gramEnd"/>
+        <w:t>на</w:t>
+      </w:r>
       <w:r>
         <w:rPr>
           <w:rFonts w:cs="Times New Roman"/>
           <w:szCs w:val="28"/>
-        </w:rPr>
-        <w:t xml:space="preserve"> -&gt; </w:t>
+          <w:lang w:val="en-US"/>
+        </w:rPr>
+        <w:t xml:space="preserve"> </w:t>
       </w:r>
       <w:r>
         <w:rPr>
           <w:rFonts w:cs="Times New Roman"/>
           <w:szCs w:val="28"/>
         </w:rPr>
-        <w:t>Результат</w:t>
+        <w:t>углу</w:t>
       </w:r>
       <w:r>
         <w:rPr>
           <w:rFonts w:cs="Times New Roman"/>
           <w:szCs w:val="28"/>
-        </w:rPr>
-        <w:t xml:space="preserve"> -&gt; </w:t>
-      </w:r>
-      <w:r>
+          <w:lang w:val="en-US"/>
+        </w:rPr>
+        <w:t>", new Coordinate(55.7612, 37.6205));</w:t>
+      </w:r>
+    </w:p>
+    <w:p>
+      <w:pPr>
+        <w:spacing w:after="0" w:line="360" w:lineRule="auto"/>
+        <w:ind w:firstLine="709"/>
+        <w:jc w:val="both"/>
         <w:rPr>
           <w:rFonts w:cs="Times New Roman"/>
           <w:szCs w:val="28"/>
-        </w:rPr>
-        <w:t>Сравнение с ожидаемым</w:t>
-      </w:r>
-    </w:p>
-    <w:p>
-      <w:pPr>
-        <w:spacing w:after="0" w:line="360" w:lineRule="auto"/>
-        <w:ind w:firstLine="709"/>
-        <w:jc w:val="both"/>
+          <w:lang w:val="en-US"/>
+        </w:rPr>
+      </w:pPr>
+      <w:r>
         <w:rPr>
           <w:rFonts w:cs="Times New Roman"/>
           <w:szCs w:val="28"/>
-        </w:rPr>
-      </w:pPr>
+          <w:lang w:val="en-US"/>
+        </w:rPr>
+        <w:t>PointOfInterest museum = mapService.AddPoi("</w:t>
+      </w:r>
       <w:r>
         <w:rPr>
           <w:rFonts w:cs="Times New Roman"/>
           <w:szCs w:val="28"/>
         </w:rPr>
-        <w:t>Автоматизированное тестирование (</w:t>
-      </w:r>
-      <w:proofErr w:type="spellStart"/>
+        <w:t>Музей</w:t>
+      </w:r>
       <w:r>
         <w:rPr>
           <w:rFonts w:cs="Times New Roman"/>
           <w:szCs w:val="28"/>
-        </w:rPr>
-        <w:t>Automated</w:t>
-      </w:r>
-      <w:proofErr w:type="spellEnd"/>
+          <w:lang w:val="en-US"/>
+        </w:rPr>
+        <w:t xml:space="preserve"> </w:t>
+      </w:r>
       <w:r>
         <w:rPr>
           <w:rFonts w:cs="Times New Roman"/>
           <w:szCs w:val="28"/>
         </w:rPr>
-        <w:t xml:space="preserve"> </w:t>
-      </w:r>
-      <w:proofErr w:type="spellStart"/>
+        <w:t>истории</w:t>
+      </w:r>
       <w:r>
         <w:rPr>
           <w:rFonts w:cs="Times New Roman"/>
           <w:szCs w:val="28"/>
-        </w:rPr>
-        <w:t>testing</w:t>
-      </w:r>
-      <w:proofErr w:type="spellEnd"/>
-      <w:r>
+          <w:lang w:val="en-US"/>
+        </w:rPr>
+        <w:t>", new Coordinate(55.7580, 37.6150));</w:t>
+      </w:r>
+    </w:p>
+    <w:p>
+      <w:pPr>
+        <w:spacing w:after="0" w:line="360" w:lineRule="auto"/>
+        <w:ind w:firstLine="709"/>
+        <w:jc w:val="both"/>
         <w:rPr>
           <w:rFonts w:cs="Times New Roman"/>
           <w:szCs w:val="28"/>
         </w:rPr>
-        <w:t>) — это метод тестирования, при котором проверки выполняет программа-тест (тест-фреймворк), а не человек. Тесты пишутся один раз, а затем запускаются многократно — вручную или</w:t>
-      </w:r>
+      </w:pPr>
       <w:r>
         <w:rPr>
           <w:rFonts w:cs="Times New Roman"/>
           <w:szCs w:val="28"/>
         </w:rPr>
-        <w:t xml:space="preserve"> с использованием </w:t>
+        <w:t>Ожидаемый вывод</w:t>
       </w:r>
       <w:r>
         <w:rPr>
           <w:rFonts w:cs="Times New Roman"/>
           <w:szCs w:val="28"/>
         </w:rPr>
-        <w:t>CI</w:t>
-      </w:r>
-      <w:r>
+        <w:t xml:space="preserve">: </w:t>
+      </w:r>
+    </w:p>
+    <w:p>
+      <w:pPr>
+        <w:spacing w:after="0" w:line="360" w:lineRule="auto"/>
+        <w:ind w:firstLine="709"/>
+        <w:jc w:val="both"/>
         <w:rPr>
           <w:rFonts w:cs="Times New Roman"/>
           <w:szCs w:val="28"/>
         </w:rPr>
-        <w:t>-</w:t>
-      </w:r>
-      <w:proofErr w:type="spellStart"/>
+      </w:pPr>
       <w:r>
         <w:rPr>
           <w:rFonts w:cs="Times New Roman"/>
           <w:szCs w:val="28"/>
         </w:rPr>
-        <w:t>пайплай</w:t>
-      </w:r>
-      <w:proofErr w:type="spellEnd"/>
-      <w:r>
+        <w:t>#1 | Центральный парк | Ширина: 55,7601 | Высота: 37,6184</w:t>
+      </w:r>
+    </w:p>
+    <w:p>
+      <w:pPr>
+        <w:spacing w:after="0" w:line="360" w:lineRule="auto"/>
+        <w:ind w:firstLine="709"/>
+        <w:jc w:val="both"/>
         <w:rPr>
           <w:rFonts w:cs="Times New Roman"/>
           <w:szCs w:val="28"/>
         </w:rPr>
-        <w:t xml:space="preserve"> который автоматически собирает проект и запускает проект с тестами</w:t>
-      </w:r>
+      </w:pPr>
       <w:r>
         <w:rPr>
           <w:rFonts w:cs="Times New Roman"/>
           <w:szCs w:val="28"/>
         </w:rPr>
-        <w:t>.</w:t>
+        <w:t>#2 | Кофейня на углу | Ширина: 55,7612 | Высота: 37,6205</w:t>
       </w:r>
     </w:p>
     <w:p>
@@ -1520,635 +1685,60 @@
           <w:szCs w:val="28"/>
         </w:rPr>
       </w:pPr>
-      <w:proofErr w:type="gramStart"/>
       <w:r>
         <w:rPr>
           <w:rFonts w:cs="Times New Roman"/>
           <w:szCs w:val="28"/>
         </w:rPr>
-        <w:t>[ Тестовый</w:t>
-      </w:r>
-      <w:proofErr w:type="gramEnd"/>
-      <w:r>
+        <w:t>#3 | Музей истории | Ширина: 55,758 | Высота: 37,615</w:t>
+      </w:r>
+    </w:p>
+    <w:p>
+      <w:pPr>
+        <w:spacing w:after="0" w:line="360" w:lineRule="auto"/>
+        <w:ind w:firstLine="709"/>
+        <w:jc w:val="both"/>
         <w:rPr>
           <w:rFonts w:cs="Times New Roman"/>
           <w:szCs w:val="28"/>
         </w:rPr>
-        <w:t xml:space="preserve"> </w:t>
-      </w:r>
-      <w:proofErr w:type="gramStart"/>
+      </w:pPr>
       <w:r>
         <w:rPr>
           <w:rFonts w:cs="Times New Roman"/>
           <w:szCs w:val="28"/>
         </w:rPr>
-        <w:t>код ]</w:t>
-      </w:r>
-      <w:proofErr w:type="gramEnd"/>
+        <w:t>Фактический результат</w:t>
+      </w:r>
       <w:r>
         <w:rPr>
           <w:rFonts w:cs="Times New Roman"/>
           <w:szCs w:val="28"/>
         </w:rPr>
-        <w:t xml:space="preserve"> -&gt; </w:t>
-      </w:r>
-      <w:proofErr w:type="gramStart"/>
+        <w:t xml:space="preserve">: </w:t>
+      </w:r>
       <w:r>
         <w:rPr>
           <w:rFonts w:cs="Times New Roman"/>
           <w:szCs w:val="28"/>
         </w:rPr>
-        <w:t>[ Приложение</w:t>
-      </w:r>
-      <w:proofErr w:type="gramEnd"/>
-      <w:r>
+        <w:t>успех, все три точки добавлены с указанными входными параметрами.</w:t>
+      </w:r>
+    </w:p>
+    <w:p>
+      <w:pPr>
+        <w:spacing w:after="0" w:line="360" w:lineRule="auto"/>
+        <w:ind w:firstLine="709"/>
+        <w:jc w:val="center"/>
         <w:rPr>
           <w:rFonts w:cs="Times New Roman"/>
           <w:szCs w:val="28"/>
         </w:rPr>
-        <w:t xml:space="preserve"> ]</w:t>
-      </w:r>
+      </w:pPr>
       <w:r>
         <w:rPr>
           <w:rFonts w:cs="Times New Roman"/>
-          <w:szCs w:val="28"/>
-        </w:rPr>
-        <w:t xml:space="preserve"> -&gt;</w:t>
-      </w:r>
-      <w:r>
-        <w:rPr>
-          <w:rFonts w:cs="Times New Roman"/>
-          <w:szCs w:val="28"/>
-        </w:rPr>
-        <w:t xml:space="preserve"> Отчёт (успех/провал)</w:t>
-      </w:r>
-    </w:p>
-    <w:p>
-      <w:pPr>
-        <w:spacing w:after="0" w:line="360" w:lineRule="auto"/>
-        <w:ind w:firstLine="709"/>
-        <w:jc w:val="both"/>
-        <w:rPr>
-          <w:rFonts w:cs="Times New Roman"/>
-          <w:szCs w:val="28"/>
-        </w:rPr>
-      </w:pPr>
-      <w:r>
-        <w:rPr>
-          <w:rFonts w:cs="Times New Roman"/>
-          <w:szCs w:val="28"/>
-        </w:rPr>
-        <w:t xml:space="preserve">Ручное тестирование </w:t>
-      </w:r>
-    </w:p>
-    <w:p>
-      <w:pPr>
-        <w:spacing w:after="0" w:line="360" w:lineRule="auto"/>
-        <w:ind w:firstLine="709"/>
-        <w:jc w:val="both"/>
-        <w:rPr>
-          <w:rFonts w:cs="Times New Roman"/>
-          <w:szCs w:val="28"/>
-        </w:rPr>
-      </w:pPr>
-      <w:r>
-        <w:rPr>
-          <w:rFonts w:cs="Times New Roman"/>
-          <w:szCs w:val="28"/>
-        </w:rPr>
-        <w:t>Запуск консольного приложения, визуальная проверка вывода программы.</w:t>
-      </w:r>
-    </w:p>
-    <w:p>
-      <w:pPr>
-        <w:spacing w:after="0" w:line="360" w:lineRule="auto"/>
-        <w:ind w:firstLine="709"/>
-        <w:jc w:val="both"/>
-        <w:rPr>
-          <w:rFonts w:cs="Times New Roman"/>
-          <w:szCs w:val="28"/>
-        </w:rPr>
-      </w:pPr>
-      <w:r>
-        <w:rPr>
-          <w:rFonts w:cs="Times New Roman"/>
-          <w:szCs w:val="28"/>
-        </w:rPr>
-        <w:t xml:space="preserve">Проверка 1. </w:t>
-      </w:r>
-      <w:r>
-        <w:rPr>
-          <w:rFonts w:cs="Times New Roman"/>
-          <w:szCs w:val="28"/>
-        </w:rPr>
-        <w:t>Добавление точек при старте программы</w:t>
-      </w:r>
-    </w:p>
-    <w:p>
-      <w:pPr>
-        <w:spacing w:after="0" w:line="360" w:lineRule="auto"/>
-        <w:ind w:firstLine="709"/>
-        <w:jc w:val="both"/>
-        <w:rPr>
-          <w:rFonts w:cs="Times New Roman"/>
-          <w:szCs w:val="28"/>
-        </w:rPr>
-      </w:pPr>
-      <w:proofErr w:type="spellStart"/>
-      <w:r>
-        <w:rPr>
-          <w:rFonts w:cs="Times New Roman"/>
-          <w:szCs w:val="28"/>
-        </w:rPr>
-        <w:t>PointOfInterest</w:t>
-      </w:r>
-      <w:proofErr w:type="spellEnd"/>
-      <w:r>
-        <w:rPr>
-          <w:rFonts w:cs="Times New Roman"/>
-          <w:szCs w:val="28"/>
-        </w:rPr>
-        <w:t xml:space="preserve"> </w:t>
-      </w:r>
-      <w:proofErr w:type="spellStart"/>
-      <w:r>
-        <w:rPr>
-          <w:rFonts w:cs="Times New Roman"/>
-          <w:szCs w:val="28"/>
-        </w:rPr>
-        <w:t>park</w:t>
-      </w:r>
-      <w:proofErr w:type="spellEnd"/>
-      <w:r>
-        <w:rPr>
-          <w:rFonts w:cs="Times New Roman"/>
-          <w:szCs w:val="28"/>
-        </w:rPr>
-        <w:t xml:space="preserve"> = </w:t>
-      </w:r>
-      <w:proofErr w:type="spellStart"/>
-      <w:r>
-        <w:rPr>
-          <w:rFonts w:cs="Times New Roman"/>
-          <w:szCs w:val="28"/>
-        </w:rPr>
-        <w:t>mapService.AddPoi</w:t>
-      </w:r>
-      <w:proofErr w:type="spellEnd"/>
-      <w:r>
-        <w:rPr>
-          <w:rFonts w:cs="Times New Roman"/>
-          <w:szCs w:val="28"/>
-        </w:rPr>
-        <w:t xml:space="preserve">("Центральный парк", </w:t>
-      </w:r>
-      <w:proofErr w:type="spellStart"/>
-      <w:r>
-        <w:rPr>
-          <w:rFonts w:cs="Times New Roman"/>
-          <w:szCs w:val="28"/>
-        </w:rPr>
-        <w:t>new</w:t>
-      </w:r>
-      <w:proofErr w:type="spellEnd"/>
-      <w:r>
-        <w:rPr>
-          <w:rFonts w:cs="Times New Roman"/>
-          <w:szCs w:val="28"/>
-        </w:rPr>
-        <w:t xml:space="preserve"> </w:t>
-      </w:r>
-      <w:proofErr w:type="spellStart"/>
-      <w:proofErr w:type="gramStart"/>
-      <w:r>
-        <w:rPr>
-          <w:rFonts w:cs="Times New Roman"/>
-          <w:szCs w:val="28"/>
-        </w:rPr>
-        <w:t>Coordinate</w:t>
-      </w:r>
-      <w:proofErr w:type="spellEnd"/>
-      <w:r>
-        <w:rPr>
-          <w:rFonts w:cs="Times New Roman"/>
-          <w:szCs w:val="28"/>
-        </w:rPr>
-        <w:t>(</w:t>
-      </w:r>
-      <w:proofErr w:type="gramEnd"/>
-      <w:r>
-        <w:rPr>
-          <w:rFonts w:cs="Times New Roman"/>
-          <w:szCs w:val="28"/>
-        </w:rPr>
-        <w:t>55.7601, 37.6184));</w:t>
-      </w:r>
-    </w:p>
-    <w:p>
-      <w:pPr>
-        <w:spacing w:after="0" w:line="360" w:lineRule="auto"/>
-        <w:ind w:firstLine="709"/>
-        <w:jc w:val="both"/>
-        <w:rPr>
-          <w:rFonts w:cs="Times New Roman"/>
-          <w:szCs w:val="28"/>
-          <w:lang w:val="en-US"/>
-        </w:rPr>
-      </w:pPr>
-      <w:proofErr w:type="spellStart"/>
-      <w:r>
-        <w:rPr>
-          <w:rFonts w:cs="Times New Roman"/>
-          <w:szCs w:val="28"/>
-          <w:lang w:val="en-US"/>
-        </w:rPr>
-        <w:t>PointOfInterest</w:t>
-      </w:r>
-      <w:proofErr w:type="spellEnd"/>
-      <w:r>
-        <w:rPr>
-          <w:rFonts w:cs="Times New Roman"/>
-          <w:szCs w:val="28"/>
-          <w:lang w:val="en-US"/>
-        </w:rPr>
-        <w:t xml:space="preserve"> cafe = </w:t>
-      </w:r>
-      <w:proofErr w:type="spellStart"/>
-      <w:r>
-        <w:rPr>
-          <w:rFonts w:cs="Times New Roman"/>
-          <w:szCs w:val="28"/>
-          <w:lang w:val="en-US"/>
-        </w:rPr>
-        <w:t>mapService.AddPoi</w:t>
-      </w:r>
-      <w:proofErr w:type="spellEnd"/>
-      <w:r>
-        <w:rPr>
-          <w:rFonts w:cs="Times New Roman"/>
-          <w:szCs w:val="28"/>
-          <w:lang w:val="en-US"/>
-        </w:rPr>
-        <w:t>("</w:t>
-      </w:r>
-      <w:r>
-        <w:rPr>
-          <w:rFonts w:cs="Times New Roman"/>
-          <w:szCs w:val="28"/>
-        </w:rPr>
-        <w:t>Кофейня</w:t>
-      </w:r>
-      <w:r>
-        <w:rPr>
-          <w:rFonts w:cs="Times New Roman"/>
-          <w:szCs w:val="28"/>
-          <w:lang w:val="en-US"/>
-        </w:rPr>
-        <w:t xml:space="preserve"> </w:t>
-      </w:r>
-      <w:r>
-        <w:rPr>
-          <w:rFonts w:cs="Times New Roman"/>
-          <w:szCs w:val="28"/>
-        </w:rPr>
-        <w:t>на</w:t>
-      </w:r>
-      <w:r>
-        <w:rPr>
-          <w:rFonts w:cs="Times New Roman"/>
-          <w:szCs w:val="28"/>
-          <w:lang w:val="en-US"/>
-        </w:rPr>
-        <w:t xml:space="preserve"> </w:t>
-      </w:r>
-      <w:r>
-        <w:rPr>
-          <w:rFonts w:cs="Times New Roman"/>
-          <w:szCs w:val="28"/>
-        </w:rPr>
-        <w:t>углу</w:t>
-      </w:r>
-      <w:r>
-        <w:rPr>
-          <w:rFonts w:cs="Times New Roman"/>
-          <w:szCs w:val="28"/>
-          <w:lang w:val="en-US"/>
-        </w:rPr>
-        <w:t xml:space="preserve">", new </w:t>
-      </w:r>
-      <w:proofErr w:type="gramStart"/>
-      <w:r>
-        <w:rPr>
-          <w:rFonts w:cs="Times New Roman"/>
-          <w:szCs w:val="28"/>
-          <w:lang w:val="en-US"/>
-        </w:rPr>
-        <w:t>Coordinate(</w:t>
-      </w:r>
-      <w:proofErr w:type="gramEnd"/>
-      <w:r>
-        <w:rPr>
-          <w:rFonts w:cs="Times New Roman"/>
-          <w:szCs w:val="28"/>
-          <w:lang w:val="en-US"/>
-        </w:rPr>
-        <w:t>55.7612, 37.6205));</w:t>
-      </w:r>
-    </w:p>
-    <w:p>
-      <w:pPr>
-        <w:spacing w:after="0" w:line="360" w:lineRule="auto"/>
-        <w:ind w:firstLine="709"/>
-        <w:jc w:val="both"/>
-        <w:rPr>
-          <w:rFonts w:cs="Times New Roman"/>
-          <w:szCs w:val="28"/>
-          <w:lang w:val="en-US"/>
-        </w:rPr>
-      </w:pPr>
-      <w:proofErr w:type="spellStart"/>
-      <w:r>
-        <w:rPr>
-          <w:rFonts w:cs="Times New Roman"/>
-          <w:szCs w:val="28"/>
-          <w:lang w:val="en-US"/>
-        </w:rPr>
-        <w:t>PointOfInterest</w:t>
-      </w:r>
-      <w:proofErr w:type="spellEnd"/>
-      <w:r>
-        <w:rPr>
-          <w:rFonts w:cs="Times New Roman"/>
-          <w:szCs w:val="28"/>
-          <w:lang w:val="en-US"/>
-        </w:rPr>
-        <w:t xml:space="preserve"> museum = </w:t>
-      </w:r>
-      <w:proofErr w:type="spellStart"/>
-      <w:r>
-        <w:rPr>
-          <w:rFonts w:cs="Times New Roman"/>
-          <w:szCs w:val="28"/>
-          <w:lang w:val="en-US"/>
-        </w:rPr>
-        <w:t>mapService.AddPoi</w:t>
-      </w:r>
-      <w:proofErr w:type="spellEnd"/>
-      <w:r>
-        <w:rPr>
-          <w:rFonts w:cs="Times New Roman"/>
-          <w:szCs w:val="28"/>
-          <w:lang w:val="en-US"/>
-        </w:rPr>
-        <w:t>("</w:t>
-      </w:r>
-      <w:r>
-        <w:rPr>
-          <w:rFonts w:cs="Times New Roman"/>
-          <w:szCs w:val="28"/>
-        </w:rPr>
-        <w:t>Музей</w:t>
-      </w:r>
-      <w:r>
-        <w:rPr>
-          <w:rFonts w:cs="Times New Roman"/>
-          <w:szCs w:val="28"/>
-          <w:lang w:val="en-US"/>
-        </w:rPr>
-        <w:t xml:space="preserve"> </w:t>
-      </w:r>
-      <w:r>
-        <w:rPr>
-          <w:rFonts w:cs="Times New Roman"/>
-          <w:szCs w:val="28"/>
-        </w:rPr>
-        <w:t>истории</w:t>
-      </w:r>
-      <w:r>
-        <w:rPr>
-          <w:rFonts w:cs="Times New Roman"/>
-          <w:szCs w:val="28"/>
-          <w:lang w:val="en-US"/>
-        </w:rPr>
-        <w:t xml:space="preserve">", new </w:t>
-      </w:r>
-      <w:proofErr w:type="gramStart"/>
-      <w:r>
-        <w:rPr>
-          <w:rFonts w:cs="Times New Roman"/>
-          <w:szCs w:val="28"/>
-          <w:lang w:val="en-US"/>
-        </w:rPr>
-        <w:t>Coordinate(</w:t>
-      </w:r>
-      <w:proofErr w:type="gramEnd"/>
-      <w:r>
-        <w:rPr>
-          <w:rFonts w:cs="Times New Roman"/>
-          <w:szCs w:val="28"/>
-          <w:lang w:val="en-US"/>
-        </w:rPr>
-        <w:t>55.7580, 37.6150));</w:t>
-      </w:r>
-    </w:p>
-    <w:p>
-      <w:pPr>
-        <w:spacing w:after="0" w:line="360" w:lineRule="auto"/>
-        <w:ind w:firstLine="709"/>
-        <w:jc w:val="both"/>
-        <w:rPr>
-          <w:rFonts w:cs="Times New Roman"/>
-          <w:szCs w:val="28"/>
-        </w:rPr>
-      </w:pPr>
-      <w:r>
-        <w:rPr>
-          <w:rFonts w:cs="Times New Roman"/>
-          <w:szCs w:val="28"/>
-        </w:rPr>
-        <w:t>Ожидаемый вывод</w:t>
-      </w:r>
-      <w:r>
-        <w:rPr>
-          <w:rFonts w:cs="Times New Roman"/>
-          <w:szCs w:val="28"/>
-        </w:rPr>
-        <w:t xml:space="preserve">: </w:t>
-      </w:r>
-    </w:p>
-    <w:p>
-      <w:pPr>
-        <w:spacing w:after="0" w:line="360" w:lineRule="auto"/>
-        <w:ind w:firstLine="709"/>
-        <w:jc w:val="both"/>
-        <w:rPr>
-          <w:rFonts w:cs="Times New Roman"/>
-          <w:szCs w:val="28"/>
-        </w:rPr>
-      </w:pPr>
-      <w:r>
-        <w:rPr>
-          <w:rFonts w:cs="Times New Roman"/>
-          <w:szCs w:val="28"/>
-        </w:rPr>
-        <w:t>#1 | Центральный парк | Ширина: 55,7601 | Высота: 37,6184</w:t>
-      </w:r>
-    </w:p>
-    <w:p>
-      <w:pPr>
-        <w:spacing w:after="0" w:line="360" w:lineRule="auto"/>
-        <w:ind w:firstLine="709"/>
-        <w:jc w:val="both"/>
-        <w:rPr>
-          <w:rFonts w:cs="Times New Roman"/>
-          <w:szCs w:val="28"/>
-        </w:rPr>
-      </w:pPr>
-      <w:r>
-        <w:rPr>
-          <w:rFonts w:cs="Times New Roman"/>
-          <w:szCs w:val="28"/>
-        </w:rPr>
-        <w:t>#2 | Кофейня на углу | Ширина: 55,7612 | Высота: 37,6205</w:t>
-      </w:r>
-    </w:p>
-    <w:p>
-      <w:pPr>
-        <w:spacing w:after="0" w:line="360" w:lineRule="auto"/>
-        <w:ind w:firstLine="709"/>
-        <w:jc w:val="both"/>
-        <w:rPr>
-          <w:rFonts w:cs="Times New Roman"/>
-          <w:szCs w:val="28"/>
-          <w:lang w:val="en-US"/>
-        </w:rPr>
-      </w:pPr>
-      <w:r>
-        <w:rPr>
-          <w:rFonts w:cs="Times New Roman"/>
-          <w:szCs w:val="28"/>
-          <w:lang w:val="en-US"/>
-        </w:rPr>
-        <w:t xml:space="preserve">#3 | </w:t>
-      </w:r>
-      <w:proofErr w:type="spellStart"/>
-      <w:r>
-        <w:rPr>
-          <w:rFonts w:cs="Times New Roman"/>
-          <w:szCs w:val="28"/>
-          <w:lang w:val="en-US"/>
-        </w:rPr>
-        <w:t>Музей</w:t>
-      </w:r>
-      <w:proofErr w:type="spellEnd"/>
-      <w:r>
-        <w:rPr>
-          <w:rFonts w:cs="Times New Roman"/>
-          <w:szCs w:val="28"/>
-          <w:lang w:val="en-US"/>
-        </w:rPr>
-        <w:t xml:space="preserve"> </w:t>
-      </w:r>
-      <w:proofErr w:type="spellStart"/>
-      <w:r>
-        <w:rPr>
-          <w:rFonts w:cs="Times New Roman"/>
-          <w:szCs w:val="28"/>
-          <w:lang w:val="en-US"/>
-        </w:rPr>
-        <w:t>истории</w:t>
-      </w:r>
-      <w:proofErr w:type="spellEnd"/>
-      <w:r>
-        <w:rPr>
-          <w:rFonts w:cs="Times New Roman"/>
-          <w:szCs w:val="28"/>
-          <w:lang w:val="en-US"/>
-        </w:rPr>
-        <w:t xml:space="preserve"> | </w:t>
-      </w:r>
-      <w:proofErr w:type="spellStart"/>
-      <w:r>
-        <w:rPr>
-          <w:rFonts w:cs="Times New Roman"/>
-          <w:szCs w:val="28"/>
-          <w:lang w:val="en-US"/>
-        </w:rPr>
-        <w:t>Ширина</w:t>
-      </w:r>
-      <w:proofErr w:type="spellEnd"/>
-      <w:r>
-        <w:rPr>
-          <w:rFonts w:cs="Times New Roman"/>
-          <w:szCs w:val="28"/>
-          <w:lang w:val="en-US"/>
-        </w:rPr>
-        <w:t xml:space="preserve">: 55,758 | </w:t>
-      </w:r>
-      <w:proofErr w:type="spellStart"/>
-      <w:r>
-        <w:rPr>
-          <w:rFonts w:cs="Times New Roman"/>
-          <w:szCs w:val="28"/>
-          <w:lang w:val="en-US"/>
-        </w:rPr>
-        <w:t>Высота</w:t>
-      </w:r>
-      <w:proofErr w:type="spellEnd"/>
-      <w:r>
-        <w:rPr>
-          <w:rFonts w:cs="Times New Roman"/>
-          <w:szCs w:val="28"/>
-          <w:lang w:val="en-US"/>
-        </w:rPr>
-        <w:t>: 37,615</w:t>
-      </w:r>
-    </w:p>
-    <w:p>
-      <w:pPr>
-        <w:spacing w:after="0" w:line="360" w:lineRule="auto"/>
-        <w:ind w:firstLine="709"/>
-        <w:jc w:val="both"/>
-        <w:rPr>
-          <w:rFonts w:cs="Times New Roman"/>
-          <w:szCs w:val="28"/>
-        </w:rPr>
-      </w:pPr>
-      <w:r>
-        <w:rPr>
-          <w:rFonts w:cs="Times New Roman"/>
-          <w:szCs w:val="28"/>
-        </w:rPr>
-        <w:t>Фактический результат</w:t>
-      </w:r>
-      <w:r>
-        <w:rPr>
-          <w:rFonts w:cs="Times New Roman"/>
-          <w:szCs w:val="28"/>
-        </w:rPr>
-        <w:t xml:space="preserve">: </w:t>
-      </w:r>
-      <w:r>
-        <w:rPr>
-          <w:rFonts w:cs="Times New Roman"/>
-          <w:szCs w:val="28"/>
-        </w:rPr>
-        <w:t>успех, все три точки добавлены с указанными входными параметрами.</w:t>
-      </w:r>
-    </w:p>
-    <w:p>
-      <w:pPr>
-        <w:spacing w:after="0" w:line="360" w:lineRule="auto"/>
-        <w:ind w:firstLine="709"/>
-        <w:jc w:val="center"/>
-        <w:rPr>
-          <w:rFonts w:cs="Times New Roman"/>
-          <w:szCs w:val="28"/>
-        </w:rPr>
-      </w:pPr>
-      <w:r>
-        <w:rPr>
-          <w:rFonts w:cs="Times New Roman"/>
+          <w:noProof/>
           <w:szCs w:val="28"/>
         </w:rPr>
         <w:drawing>
@@ -2250,21 +1840,12 @@
         </w:rPr>
         <w:t xml:space="preserve"> </w:t>
       </w:r>
-      <w:proofErr w:type="spellStart"/>
       <w:r>
         <w:rPr>
           <w:rFonts w:cs="Times New Roman"/>
           <w:szCs w:val="28"/>
         </w:rPr>
-        <w:t>mapService.FindByName</w:t>
-      </w:r>
-      <w:proofErr w:type="spellEnd"/>
-      <w:r>
-        <w:rPr>
-          <w:rFonts w:cs="Times New Roman"/>
-          <w:szCs w:val="28"/>
-        </w:rPr>
-        <w:t>("Музей истории")</w:t>
+        <w:t>mapService.FindByName("Музей истории")</w:t>
       </w:r>
     </w:p>
     <w:p>
@@ -2317,29 +1898,23 @@
           <w:rFonts w:cs="Times New Roman"/>
           <w:szCs w:val="28"/>
         </w:rPr>
-        <w:t>успех,</w:t>
-      </w:r>
-      <w:r>
+        <w:t>успех, точка найдена.</w:t>
+      </w:r>
+    </w:p>
+    <w:p>
+      <w:pPr>
+        <w:spacing w:after="0" w:line="360" w:lineRule="auto"/>
+        <w:ind w:firstLine="709"/>
+        <w:jc w:val="center"/>
         <w:rPr>
           <w:rFonts w:cs="Times New Roman"/>
           <w:szCs w:val="28"/>
         </w:rPr>
-        <w:t xml:space="preserve"> точка найдена.</w:t>
-      </w:r>
-    </w:p>
-    <w:p>
-      <w:pPr>
-        <w:spacing w:after="0" w:line="360" w:lineRule="auto"/>
-        <w:ind w:firstLine="709"/>
-        <w:jc w:val="center"/>
+      </w:pPr>
+      <w:r>
         <w:rPr>
           <w:rFonts w:cs="Times New Roman"/>
-          <w:szCs w:val="28"/>
-        </w:rPr>
-      </w:pPr>
-      <w:r>
-        <w:rPr>
-          <w:rFonts w:cs="Times New Roman"/>
+          <w:noProof/>
           <w:szCs w:val="28"/>
         </w:rPr>
         <w:drawing>
@@ -2432,63 +2007,14 @@
         <w:rPr>
           <w:lang w:val="en-US"/>
         </w:rPr>
-        <w:t xml:space="preserve"> </w:t>
-      </w:r>
-      <w:proofErr w:type="spellStart"/>
-      <w:r>
-        <w:rPr>
-          <w:lang w:val="en-US"/>
-        </w:rPr>
-        <w:t>mapService.GetDistance</w:t>
-      </w:r>
-      <w:proofErr w:type="spellEnd"/>
-      <w:r>
-        <w:rPr>
-          <w:lang w:val="en-US"/>
-        </w:rPr>
-        <w:t>(</w:t>
-      </w:r>
-      <w:proofErr w:type="spellStart"/>
-      <w:proofErr w:type="gramStart"/>
-      <w:r>
-        <w:rPr>
-          <w:lang w:val="en-US"/>
-        </w:rPr>
-        <w:t>park.Id</w:t>
-      </w:r>
-      <w:proofErr w:type="spellEnd"/>
-      <w:proofErr w:type="gramEnd"/>
-      <w:r>
-        <w:rPr>
-          <w:lang w:val="en-US"/>
-        </w:rPr>
-        <w:t xml:space="preserve">, </w:t>
-      </w:r>
-      <w:proofErr w:type="spellStart"/>
-      <w:proofErr w:type="gramStart"/>
-      <w:r>
-        <w:rPr>
-          <w:lang w:val="en-US"/>
-        </w:rPr>
-        <w:t>museum.Id</w:t>
-      </w:r>
-      <w:proofErr w:type="spellEnd"/>
-      <w:proofErr w:type="gramEnd"/>
-      <w:r>
-        <w:rPr>
-          <w:lang w:val="en-US"/>
-        </w:rPr>
-        <w:t>)</w:t>
-      </w:r>
-    </w:p>
-    <w:p>
-      <w:pPr>
-        <w:spacing w:after="0" w:line="360" w:lineRule="auto"/>
-        <w:ind w:firstLine="709"/>
-        <w:jc w:val="both"/>
-        <w:rPr>
-          <w:lang w:val="en-US"/>
-        </w:rPr>
+        <w:t xml:space="preserve"> mapService.GetDistance(park.Id, museum.Id)</w:t>
+      </w:r>
+    </w:p>
+    <w:p>
+      <w:pPr>
+        <w:spacing w:after="0" w:line="360" w:lineRule="auto"/>
+        <w:ind w:firstLine="709"/>
+        <w:jc w:val="both"/>
       </w:pPr>
       <w:r>
         <w:t>Ожидаемый результат</w:t>
@@ -2523,6 +2049,9 @@
         <w:jc w:val="center"/>
       </w:pPr>
       <w:r>
+        <w:rPr>
+          <w:noProof/>
+        </w:rPr>
         <w:drawing>
           <wp:inline distT="0" distB="0" distL="0" distR="0" wp14:anchorId="2097D7BA" wp14:editId="7C3BB011">
             <wp:extent cx="2810267" cy="304843"/>
@@ -2596,25 +2125,7 @@
         <w:t>метода</w:t>
       </w:r>
       <w:r>
-        <w:t xml:space="preserve"> </w:t>
-      </w:r>
-      <w:proofErr w:type="spellStart"/>
-      <w:r>
-        <w:t>mapService.RemovePoi</w:t>
-      </w:r>
-      <w:proofErr w:type="spellEnd"/>
-      <w:r>
-        <w:t>(</w:t>
-      </w:r>
-      <w:proofErr w:type="spellStart"/>
-      <w:proofErr w:type="gramStart"/>
-      <w:r>
-        <w:t>cafe.Id</w:t>
-      </w:r>
-      <w:proofErr w:type="spellEnd"/>
-      <w:proofErr w:type="gramEnd"/>
-      <w:r>
-        <w:t>)</w:t>
+        <w:t xml:space="preserve"> mapService.RemovePoi(cafe.Id)</w:t>
       </w:r>
     </w:p>
     <w:p>
@@ -2656,6 +2167,9 @@
         <w:jc w:val="center"/>
       </w:pPr>
       <w:r>
+        <w:rPr>
+          <w:noProof/>
+        </w:rPr>
         <w:drawing>
           <wp:inline distT="0" distB="0" distL="0" distR="0" wp14:anchorId="08E9B7B3" wp14:editId="0938FB5D">
             <wp:extent cx="1724266" cy="190527"/>
@@ -2700,13 +2214,7 @@
         <w:jc w:val="center"/>
       </w:pPr>
       <w:r>
-        <w:t xml:space="preserve">Рисунок </w:t>
-      </w:r>
-      <w:r>
-        <w:t>4</w:t>
-      </w:r>
-      <w:r>
-        <w:t>. Результат</w:t>
+        <w:t>Рисунок 4. Результат</w:t>
       </w:r>
     </w:p>
     <w:p>
@@ -2724,26 +2232,19 @@
         <w:spacing w:after="0" w:line="360" w:lineRule="auto"/>
         <w:ind w:firstLine="709"/>
         <w:jc w:val="both"/>
-        <w:rPr>
-          <w:lang w:val="en-US"/>
-        </w:rPr>
       </w:pPr>
       <w:r>
         <w:t xml:space="preserve">Создание проекта </w:t>
       </w:r>
-      <w:proofErr w:type="spellStart"/>
-      <w:proofErr w:type="gramStart"/>
       <w:r>
         <w:rPr>
           <w:lang w:val="en-US"/>
         </w:rPr>
         <w:t>xUNIT</w:t>
       </w:r>
-      <w:proofErr w:type="spellEnd"/>
       <w:r>
         <w:t>(</w:t>
       </w:r>
-      <w:proofErr w:type="gramEnd"/>
       <w:r>
         <w:t>фреймворк</w:t>
       </w:r>
@@ -2777,6 +2278,9 @@
         <w:spacing w:after="0" w:line="360" w:lineRule="auto"/>
         <w:ind w:firstLine="709"/>
         <w:jc w:val="both"/>
+        <w:rPr>
+          <w:lang w:val="en-US"/>
+        </w:rPr>
       </w:pPr>
       <w:r>
         <w:t>Тесты</w:t>
@@ -2795,16 +2299,8 @@
         <w:rPr>
           <w:lang w:val="en-US"/>
         </w:rPr>
-        <w:t xml:space="preserve">public class </w:t>
-      </w:r>
-      <w:proofErr w:type="spellStart"/>
-      <w:r>
-        <w:rPr>
-          <w:lang w:val="en-US"/>
-        </w:rPr>
-        <w:t>MapServiceTest</w:t>
-      </w:r>
-      <w:proofErr w:type="spellEnd"/>
+        <w:t>public class MapServiceTest</w:t>
+      </w:r>
     </w:p>
     <w:p>
       <w:pPr>
@@ -2851,35 +2347,7 @@
         <w:rPr>
           <w:lang w:val="en-US"/>
         </w:rPr>
-        <w:t xml:space="preserve">     public void </w:t>
-      </w:r>
-      <w:proofErr w:type="spellStart"/>
-      <w:r>
-        <w:rPr>
-          <w:lang w:val="en-US"/>
-        </w:rPr>
-        <w:t>AddPoi_ValidData_</w:t>
-      </w:r>
-      <w:proofErr w:type="gramStart"/>
-      <w:r>
-        <w:rPr>
-          <w:lang w:val="en-US"/>
-        </w:rPr>
-        <w:t>IncrementedId</w:t>
-      </w:r>
-      <w:proofErr w:type="spellEnd"/>
-      <w:r>
-        <w:rPr>
-          <w:lang w:val="en-US"/>
-        </w:rPr>
-        <w:t>(</w:t>
-      </w:r>
-      <w:proofErr w:type="gramEnd"/>
-      <w:r>
-        <w:rPr>
-          <w:lang w:val="en-US"/>
-        </w:rPr>
-        <w:t>)</w:t>
+        <w:t xml:space="preserve">     public void AddPoi_ValidData_IncrementedId()</w:t>
       </w:r>
     </w:p>
     <w:p>
@@ -2911,71 +2379,33 @@
         <w:rPr>
           <w:lang w:val="en-US"/>
         </w:rPr>
-        <w:t xml:space="preserve">         var map = new </w:t>
-      </w:r>
-      <w:proofErr w:type="spellStart"/>
-      <w:proofErr w:type="gramStart"/>
-      <w:r>
-        <w:rPr>
-          <w:lang w:val="en-US"/>
-        </w:rPr>
-        <w:t>MapService</w:t>
-      </w:r>
-      <w:proofErr w:type="spellEnd"/>
-      <w:r>
-        <w:rPr>
-          <w:lang w:val="en-US"/>
-        </w:rPr>
-        <w:t>(</w:t>
-      </w:r>
-      <w:proofErr w:type="gramEnd"/>
-      <w:r>
-        <w:rPr>
-          <w:lang w:val="en-US"/>
-        </w:rPr>
-        <w:t>);</w:t>
-      </w:r>
-    </w:p>
-    <w:p>
-      <w:pPr>
-        <w:spacing w:after="0" w:line="360" w:lineRule="auto"/>
-        <w:ind w:firstLine="709"/>
-        <w:jc w:val="both"/>
-        <w:rPr>
-          <w:lang w:val="en-US"/>
-        </w:rPr>
-      </w:pPr>
-    </w:p>
-    <w:p>
-      <w:pPr>
-        <w:spacing w:after="0" w:line="360" w:lineRule="auto"/>
-        <w:ind w:firstLine="709"/>
-        <w:jc w:val="both"/>
-        <w:rPr>
-          <w:lang w:val="en-US"/>
-        </w:rPr>
-      </w:pPr>
-      <w:r>
-        <w:rPr>
-          <w:lang w:val="en-US"/>
-        </w:rPr>
-        <w:t xml:space="preserve">         var poi = </w:t>
-      </w:r>
-      <w:proofErr w:type="spellStart"/>
-      <w:proofErr w:type="gramStart"/>
-      <w:r>
-        <w:rPr>
-          <w:lang w:val="en-US"/>
-        </w:rPr>
-        <w:t>map.AddPoi</w:t>
-      </w:r>
-      <w:proofErr w:type="spellEnd"/>
-      <w:proofErr w:type="gramEnd"/>
-      <w:r>
-        <w:rPr>
-          <w:lang w:val="en-US"/>
-        </w:rPr>
-        <w:t>("</w:t>
+        <w:t xml:space="preserve">         var map = new MapService();</w:t>
+      </w:r>
+    </w:p>
+    <w:p>
+      <w:pPr>
+        <w:spacing w:after="0" w:line="360" w:lineRule="auto"/>
+        <w:ind w:firstLine="709"/>
+        <w:jc w:val="both"/>
+        <w:rPr>
+          <w:lang w:val="en-US"/>
+        </w:rPr>
+      </w:pPr>
+    </w:p>
+    <w:p>
+      <w:pPr>
+        <w:spacing w:after="0" w:line="360" w:lineRule="auto"/>
+        <w:ind w:firstLine="709"/>
+        <w:jc w:val="both"/>
+        <w:rPr>
+          <w:lang w:val="en-US"/>
+        </w:rPr>
+      </w:pPr>
+      <w:r>
+        <w:rPr>
+          <w:lang w:val="en-US"/>
+        </w:rPr>
+        <w:t xml:space="preserve">         var poi = map.AddPoi("</w:t>
       </w:r>
       <w:r>
         <w:t>Музей</w:t>
@@ -2984,21 +2414,7 @@
         <w:rPr>
           <w:lang w:val="en-US"/>
         </w:rPr>
-        <w:t xml:space="preserve">", new </w:t>
-      </w:r>
-      <w:proofErr w:type="gramStart"/>
-      <w:r>
-        <w:rPr>
-          <w:lang w:val="en-US"/>
-        </w:rPr>
-        <w:t>Coordinate(</w:t>
-      </w:r>
-      <w:proofErr w:type="gramEnd"/>
-      <w:r>
-        <w:rPr>
-          <w:lang w:val="en-US"/>
-        </w:rPr>
-        <w:t>32.1231, -178.0332));</w:t>
+        <w:t>", new Coordinate(32.1231, -178.0332));</w:t>
       </w:r>
     </w:p>
     <w:p>
@@ -3025,67 +2441,23 @@
           <w:lang w:val="en-US"/>
         </w:rPr>
         <w:lastRenderedPageBreak/>
-        <w:t xml:space="preserve">         </w:t>
-      </w:r>
-      <w:proofErr w:type="spellStart"/>
-      <w:r>
-        <w:rPr>
-          <w:lang w:val="en-US"/>
-        </w:rPr>
-        <w:t>Assert.True</w:t>
-      </w:r>
-      <w:proofErr w:type="spellEnd"/>
-      <w:r>
-        <w:rPr>
-          <w:lang w:val="en-US"/>
-        </w:rPr>
-        <w:t>(</w:t>
-      </w:r>
-      <w:proofErr w:type="spellStart"/>
-      <w:proofErr w:type="gramStart"/>
-      <w:r>
-        <w:rPr>
-          <w:lang w:val="en-US"/>
-        </w:rPr>
-        <w:t>poi.Id</w:t>
-      </w:r>
-      <w:proofErr w:type="spellEnd"/>
-      <w:proofErr w:type="gramEnd"/>
-      <w:r>
-        <w:rPr>
-          <w:lang w:val="en-US"/>
-        </w:rPr>
-        <w:t xml:space="preserve"> &gt; 0);</w:t>
-      </w:r>
-    </w:p>
-    <w:p>
-      <w:pPr>
-        <w:spacing w:after="0" w:line="360" w:lineRule="auto"/>
-        <w:ind w:firstLine="709"/>
-        <w:jc w:val="both"/>
-        <w:rPr>
-          <w:lang w:val="en-US"/>
-        </w:rPr>
-      </w:pPr>
-      <w:r>
-        <w:rPr>
-          <w:lang w:val="en-US"/>
-        </w:rPr>
-        <w:t xml:space="preserve">         </w:t>
-      </w:r>
-      <w:proofErr w:type="spellStart"/>
-      <w:r>
-        <w:rPr>
-          <w:lang w:val="en-US"/>
-        </w:rPr>
-        <w:t>Assert.Equal</w:t>
-      </w:r>
-      <w:proofErr w:type="spellEnd"/>
-      <w:r>
-        <w:rPr>
-          <w:lang w:val="en-US"/>
-        </w:rPr>
-        <w:t>("</w:t>
+        <w:t xml:space="preserve">         Assert.True(poi.Id &gt; 0);</w:t>
+      </w:r>
+    </w:p>
+    <w:p>
+      <w:pPr>
+        <w:spacing w:after="0" w:line="360" w:lineRule="auto"/>
+        <w:ind w:firstLine="709"/>
+        <w:jc w:val="both"/>
+        <w:rPr>
+          <w:lang w:val="en-US"/>
+        </w:rPr>
+      </w:pPr>
+      <w:r>
+        <w:rPr>
+          <w:lang w:val="en-US"/>
+        </w:rPr>
+        <w:t xml:space="preserve">         Assert.Equal("</w:t>
       </w:r>
       <w:r>
         <w:t>Музей</w:t>
@@ -3094,69 +2466,23 @@
         <w:rPr>
           <w:lang w:val="en-US"/>
         </w:rPr>
-        <w:t xml:space="preserve">", </w:t>
-      </w:r>
-      <w:proofErr w:type="spellStart"/>
-      <w:proofErr w:type="gramStart"/>
-      <w:r>
-        <w:rPr>
-          <w:lang w:val="en-US"/>
-        </w:rPr>
-        <w:t>poi.Name</w:t>
-      </w:r>
-      <w:proofErr w:type="spellEnd"/>
-      <w:proofErr w:type="gramEnd"/>
-      <w:r>
-        <w:rPr>
-          <w:lang w:val="en-US"/>
-        </w:rPr>
-        <w:t>);</w:t>
-      </w:r>
-    </w:p>
-    <w:p>
-      <w:pPr>
-        <w:spacing w:after="0" w:line="360" w:lineRule="auto"/>
-        <w:ind w:firstLine="709"/>
-        <w:jc w:val="both"/>
-        <w:rPr>
-          <w:lang w:val="en-US"/>
-        </w:rPr>
-      </w:pPr>
-      <w:r>
-        <w:rPr>
-          <w:lang w:val="en-US"/>
-        </w:rPr>
-        <w:t xml:space="preserve">         </w:t>
-      </w:r>
-      <w:proofErr w:type="spellStart"/>
-      <w:r>
-        <w:rPr>
-          <w:lang w:val="en-US"/>
-        </w:rPr>
-        <w:t>Assert.True</w:t>
-      </w:r>
-      <w:proofErr w:type="spellEnd"/>
-      <w:r>
-        <w:rPr>
-          <w:lang w:val="en-US"/>
-        </w:rPr>
-        <w:t>(</w:t>
-      </w:r>
-      <w:proofErr w:type="spellStart"/>
-      <w:proofErr w:type="gramStart"/>
-      <w:r>
-        <w:rPr>
-          <w:lang w:val="en-US"/>
-        </w:rPr>
-        <w:t>map.All.Count</w:t>
-      </w:r>
-      <w:proofErr w:type="spellEnd"/>
-      <w:proofErr w:type="gramEnd"/>
-      <w:r>
-        <w:rPr>
-          <w:lang w:val="en-US"/>
-        </w:rPr>
-        <w:t xml:space="preserve"> == 1);</w:t>
+        <w:t>", poi.Name);</w:t>
+      </w:r>
+    </w:p>
+    <w:p>
+      <w:pPr>
+        <w:spacing w:after="0" w:line="360" w:lineRule="auto"/>
+        <w:ind w:firstLine="709"/>
+        <w:jc w:val="both"/>
+        <w:rPr>
+          <w:lang w:val="en-US"/>
+        </w:rPr>
+      </w:pPr>
+      <w:r>
+        <w:rPr>
+          <w:lang w:val="en-US"/>
+        </w:rPr>
+        <w:t xml:space="preserve">         Assert.True(map.All.Count == 1);</w:t>
       </w:r>
     </w:p>
     <w:p>
@@ -3214,35 +2540,7 @@
         <w:rPr>
           <w:lang w:val="en-US"/>
         </w:rPr>
-        <w:t xml:space="preserve">     public void </w:t>
-      </w:r>
-      <w:proofErr w:type="spellStart"/>
-      <w:r>
-        <w:rPr>
-          <w:lang w:val="en-US"/>
-        </w:rPr>
-        <w:t>AddPoi_InvalidName_</w:t>
-      </w:r>
-      <w:proofErr w:type="gramStart"/>
-      <w:r>
-        <w:rPr>
-          <w:lang w:val="en-US"/>
-        </w:rPr>
-        <w:t>ThrowsArgumentException</w:t>
-      </w:r>
-      <w:proofErr w:type="spellEnd"/>
-      <w:r>
-        <w:rPr>
-          <w:lang w:val="en-US"/>
-        </w:rPr>
-        <w:t>(</w:t>
-      </w:r>
-      <w:proofErr w:type="gramEnd"/>
-      <w:r>
-        <w:rPr>
-          <w:lang w:val="en-US"/>
-        </w:rPr>
-        <w:t>)</w:t>
+        <w:t xml:space="preserve">     public void AddPoi_InvalidName_ThrowsArgumentException()</w:t>
       </w:r>
     </w:p>
     <w:p>
@@ -3274,161 +2572,59 @@
         <w:rPr>
           <w:lang w:val="en-US"/>
         </w:rPr>
-        <w:t xml:space="preserve">         var map = new </w:t>
-      </w:r>
-      <w:proofErr w:type="spellStart"/>
-      <w:proofErr w:type="gramStart"/>
-      <w:r>
-        <w:rPr>
-          <w:lang w:val="en-US"/>
-        </w:rPr>
-        <w:t>MapService</w:t>
-      </w:r>
-      <w:proofErr w:type="spellEnd"/>
-      <w:r>
-        <w:rPr>
-          <w:lang w:val="en-US"/>
-        </w:rPr>
-        <w:t>(</w:t>
-      </w:r>
-      <w:proofErr w:type="gramEnd"/>
-      <w:r>
-        <w:rPr>
-          <w:lang w:val="en-US"/>
-        </w:rPr>
-        <w:t>);</w:t>
-      </w:r>
-    </w:p>
-    <w:p>
-      <w:pPr>
-        <w:spacing w:after="0" w:line="360" w:lineRule="auto"/>
-        <w:ind w:firstLine="709"/>
-        <w:jc w:val="both"/>
-        <w:rPr>
-          <w:lang w:val="en-US"/>
-        </w:rPr>
-      </w:pPr>
-    </w:p>
-    <w:p>
-      <w:pPr>
-        <w:spacing w:after="0" w:line="360" w:lineRule="auto"/>
-        <w:ind w:firstLine="709"/>
-        <w:jc w:val="both"/>
-        <w:rPr>
-          <w:lang w:val="en-US"/>
-        </w:rPr>
-      </w:pPr>
-      <w:r>
-        <w:rPr>
-          <w:lang w:val="en-US"/>
-        </w:rPr>
-        <w:t xml:space="preserve">         Action act = () =&gt; </w:t>
-      </w:r>
-      <w:proofErr w:type="spellStart"/>
-      <w:proofErr w:type="gramStart"/>
-      <w:r>
-        <w:rPr>
-          <w:lang w:val="en-US"/>
-        </w:rPr>
-        <w:t>map.AddPoi</w:t>
-      </w:r>
-      <w:proofErr w:type="spellEnd"/>
-      <w:proofErr w:type="gramEnd"/>
-      <w:r>
-        <w:rPr>
-          <w:lang w:val="en-US"/>
-        </w:rPr>
-        <w:t xml:space="preserve">("", new </w:t>
-      </w:r>
-      <w:proofErr w:type="gramStart"/>
-      <w:r>
-        <w:rPr>
-          <w:lang w:val="en-US"/>
-        </w:rPr>
-        <w:t>Coordinate(</w:t>
-      </w:r>
-      <w:proofErr w:type="gramEnd"/>
-      <w:r>
-        <w:rPr>
-          <w:lang w:val="en-US"/>
-        </w:rPr>
-        <w:t>32.1231, -178.0332));</w:t>
-      </w:r>
-    </w:p>
-    <w:p>
-      <w:pPr>
-        <w:spacing w:after="0" w:line="360" w:lineRule="auto"/>
-        <w:ind w:firstLine="709"/>
-        <w:jc w:val="both"/>
-        <w:rPr>
-          <w:lang w:val="en-US"/>
-        </w:rPr>
-      </w:pPr>
-    </w:p>
-    <w:p>
-      <w:pPr>
-        <w:spacing w:after="0" w:line="360" w:lineRule="auto"/>
-        <w:ind w:firstLine="709"/>
-        <w:jc w:val="both"/>
-        <w:rPr>
-          <w:lang w:val="en-US"/>
-        </w:rPr>
-      </w:pPr>
-      <w:r>
-        <w:rPr>
-          <w:lang w:val="en-US"/>
-        </w:rPr>
-        <w:t xml:space="preserve">         </w:t>
-      </w:r>
-      <w:proofErr w:type="spellStart"/>
-      <w:r>
-        <w:rPr>
-          <w:lang w:val="en-US"/>
-        </w:rPr>
-        <w:t>Assert.Throws</w:t>
-      </w:r>
-      <w:proofErr w:type="spellEnd"/>
-      <w:r>
-        <w:rPr>
-          <w:lang w:val="en-US"/>
-        </w:rPr>
-        <w:t>&lt;</w:t>
-      </w:r>
-      <w:proofErr w:type="spellStart"/>
-      <w:r>
-        <w:rPr>
-          <w:lang w:val="en-US"/>
-        </w:rPr>
-        <w:t>ArgumentException</w:t>
-      </w:r>
-      <w:proofErr w:type="spellEnd"/>
-      <w:proofErr w:type="gramStart"/>
-      <w:r>
-        <w:rPr>
-          <w:lang w:val="en-US"/>
-        </w:rPr>
-        <w:t>&gt;(</w:t>
-      </w:r>
-      <w:proofErr w:type="gramEnd"/>
-      <w:r>
-        <w:rPr>
-          <w:lang w:val="en-US"/>
-        </w:rPr>
-        <w:t xml:space="preserve">() =&gt; </w:t>
-      </w:r>
-      <w:proofErr w:type="gramStart"/>
-      <w:r>
-        <w:rPr>
-          <w:lang w:val="en-US"/>
-        </w:rPr>
-        <w:t>act(</w:t>
-      </w:r>
-      <w:proofErr w:type="gramEnd"/>
-      <w:r>
-        <w:rPr>
-          <w:lang w:val="en-US"/>
-        </w:rPr>
-        <w:t xml:space="preserve">));   </w:t>
+        <w:t xml:space="preserve">         var map = new MapService();</w:t>
+      </w:r>
+    </w:p>
+    <w:p>
+      <w:pPr>
+        <w:spacing w:after="0" w:line="360" w:lineRule="auto"/>
+        <w:ind w:firstLine="709"/>
+        <w:jc w:val="both"/>
+        <w:rPr>
+          <w:lang w:val="en-US"/>
+        </w:rPr>
+      </w:pPr>
+    </w:p>
+    <w:p>
+      <w:pPr>
+        <w:spacing w:after="0" w:line="360" w:lineRule="auto"/>
+        <w:ind w:firstLine="709"/>
+        <w:jc w:val="both"/>
+        <w:rPr>
+          <w:lang w:val="en-US"/>
+        </w:rPr>
+      </w:pPr>
+      <w:r>
+        <w:rPr>
+          <w:lang w:val="en-US"/>
+        </w:rPr>
+        <w:t xml:space="preserve">         Action act = () =&gt; map.AddPoi("", new Coordinate(32.1231, -178.0332));</w:t>
+      </w:r>
+    </w:p>
+    <w:p>
+      <w:pPr>
+        <w:spacing w:after="0" w:line="360" w:lineRule="auto"/>
+        <w:ind w:firstLine="709"/>
+        <w:jc w:val="both"/>
+        <w:rPr>
+          <w:lang w:val="en-US"/>
+        </w:rPr>
+      </w:pPr>
+    </w:p>
+    <w:p>
+      <w:pPr>
+        <w:spacing w:after="0" w:line="360" w:lineRule="auto"/>
+        <w:ind w:firstLine="709"/>
+        <w:jc w:val="both"/>
+        <w:rPr>
+          <w:lang w:val="en-US"/>
+        </w:rPr>
+      </w:pPr>
+      <w:r>
+        <w:rPr>
+          <w:lang w:val="en-US"/>
+        </w:rPr>
+        <w:t xml:space="preserve">         Assert.Throws&lt;ArgumentException&gt;(() =&gt; act());   </w:t>
       </w:r>
     </w:p>
     <w:p>
@@ -3486,35 +2682,7 @@
         <w:rPr>
           <w:lang w:val="en-US"/>
         </w:rPr>
-        <w:t xml:space="preserve">     public void </w:t>
-      </w:r>
-      <w:proofErr w:type="spellStart"/>
-      <w:r>
-        <w:rPr>
-          <w:lang w:val="en-US"/>
-        </w:rPr>
-        <w:t>AddPoi_NullCoordinate_</w:t>
-      </w:r>
-      <w:proofErr w:type="gramStart"/>
-      <w:r>
-        <w:rPr>
-          <w:lang w:val="en-US"/>
-        </w:rPr>
-        <w:t>ThrowsArgumentNullException</w:t>
-      </w:r>
-      <w:proofErr w:type="spellEnd"/>
-      <w:r>
-        <w:rPr>
-          <w:lang w:val="en-US"/>
-        </w:rPr>
-        <w:t>(</w:t>
-      </w:r>
-      <w:proofErr w:type="gramEnd"/>
-      <w:r>
-        <w:rPr>
-          <w:lang w:val="en-US"/>
-        </w:rPr>
-        <w:t>)</w:t>
+        <w:t xml:space="preserve">     public void AddPoi_NullCoordinate_ThrowsArgumentNullException()</w:t>
       </w:r>
     </w:p>
     <w:p>
@@ -3546,71 +2714,33 @@
         <w:rPr>
           <w:lang w:val="en-US"/>
         </w:rPr>
-        <w:t xml:space="preserve">         var map = new </w:t>
-      </w:r>
-      <w:proofErr w:type="spellStart"/>
-      <w:proofErr w:type="gramStart"/>
-      <w:r>
-        <w:rPr>
-          <w:lang w:val="en-US"/>
-        </w:rPr>
-        <w:t>MapService</w:t>
-      </w:r>
-      <w:proofErr w:type="spellEnd"/>
-      <w:r>
-        <w:rPr>
-          <w:lang w:val="en-US"/>
-        </w:rPr>
-        <w:t>(</w:t>
-      </w:r>
-      <w:proofErr w:type="gramEnd"/>
-      <w:r>
-        <w:rPr>
-          <w:lang w:val="en-US"/>
-        </w:rPr>
-        <w:t>);</w:t>
-      </w:r>
-    </w:p>
-    <w:p>
-      <w:pPr>
-        <w:spacing w:after="0" w:line="360" w:lineRule="auto"/>
-        <w:ind w:firstLine="709"/>
-        <w:jc w:val="both"/>
-        <w:rPr>
-          <w:lang w:val="en-US"/>
-        </w:rPr>
-      </w:pPr>
-    </w:p>
-    <w:p>
-      <w:pPr>
-        <w:spacing w:after="0" w:line="360" w:lineRule="auto"/>
-        <w:ind w:firstLine="709"/>
-        <w:jc w:val="both"/>
-        <w:rPr>
-          <w:lang w:val="en-US"/>
-        </w:rPr>
-      </w:pPr>
-      <w:r>
-        <w:rPr>
-          <w:lang w:val="en-US"/>
-        </w:rPr>
-        <w:t xml:space="preserve">         Action act = () =&gt; </w:t>
-      </w:r>
-      <w:proofErr w:type="spellStart"/>
-      <w:proofErr w:type="gramStart"/>
-      <w:r>
-        <w:rPr>
-          <w:lang w:val="en-US"/>
-        </w:rPr>
-        <w:t>map.AddPoi</w:t>
-      </w:r>
-      <w:proofErr w:type="spellEnd"/>
-      <w:proofErr w:type="gramEnd"/>
-      <w:r>
-        <w:rPr>
-          <w:lang w:val="en-US"/>
-        </w:rPr>
-        <w:t>("</w:t>
+        <w:t xml:space="preserve">         var map = new MapService();</w:t>
+      </w:r>
+    </w:p>
+    <w:p>
+      <w:pPr>
+        <w:spacing w:after="0" w:line="360" w:lineRule="auto"/>
+        <w:ind w:firstLine="709"/>
+        <w:jc w:val="both"/>
+        <w:rPr>
+          <w:lang w:val="en-US"/>
+        </w:rPr>
+      </w:pPr>
+    </w:p>
+    <w:p>
+      <w:pPr>
+        <w:spacing w:after="0" w:line="360" w:lineRule="auto"/>
+        <w:ind w:firstLine="709"/>
+        <w:jc w:val="both"/>
+        <w:rPr>
+          <w:lang w:val="en-US"/>
+        </w:rPr>
+      </w:pPr>
+      <w:r>
+        <w:rPr>
+          <w:lang w:val="en-US"/>
+        </w:rPr>
+        <w:t xml:space="preserve">         Action act = () =&gt; map.AddPoi("</w:t>
       </w:r>
       <w:r>
         <w:t>Музей</w:t>
@@ -3645,57 +2775,7 @@
         <w:rPr>
           <w:lang w:val="en-US"/>
         </w:rPr>
-        <w:t xml:space="preserve">         </w:t>
-      </w:r>
-      <w:proofErr w:type="spellStart"/>
-      <w:r>
-        <w:rPr>
-          <w:lang w:val="en-US"/>
-        </w:rPr>
-        <w:t>Assert.Throws</w:t>
-      </w:r>
-      <w:proofErr w:type="spellEnd"/>
-      <w:r>
-        <w:rPr>
-          <w:lang w:val="en-US"/>
-        </w:rPr>
-        <w:t>&lt;</w:t>
-      </w:r>
-      <w:proofErr w:type="spellStart"/>
-      <w:r>
-        <w:rPr>
-          <w:lang w:val="en-US"/>
-        </w:rPr>
-        <w:t>InvalidOperationException</w:t>
-      </w:r>
-      <w:proofErr w:type="spellEnd"/>
-      <w:proofErr w:type="gramStart"/>
-      <w:r>
-        <w:rPr>
-          <w:lang w:val="en-US"/>
-        </w:rPr>
-        <w:t>&gt;(</w:t>
-      </w:r>
-      <w:proofErr w:type="gramEnd"/>
-      <w:r>
-        <w:rPr>
-          <w:lang w:val="en-US"/>
-        </w:rPr>
-        <w:t xml:space="preserve">() =&gt; </w:t>
-      </w:r>
-      <w:proofErr w:type="gramStart"/>
-      <w:r>
-        <w:rPr>
-          <w:lang w:val="en-US"/>
-        </w:rPr>
-        <w:t>act(</w:t>
-      </w:r>
-      <w:proofErr w:type="gramEnd"/>
-      <w:r>
-        <w:rPr>
-          <w:lang w:val="en-US"/>
-        </w:rPr>
-        <w:t>));</w:t>
+        <w:t xml:space="preserve">         Assert.Throws&lt;InvalidOperationException&gt;(() =&gt; act());</w:t>
       </w:r>
     </w:p>
     <w:p>
@@ -3753,21 +2833,7 @@
         <w:rPr>
           <w:lang w:val="en-US"/>
         </w:rPr>
-        <w:t xml:space="preserve">     public void RemovePoi_ExistingId_</w:t>
-      </w:r>
-      <w:proofErr w:type="gramStart"/>
-      <w:r>
-        <w:rPr>
-          <w:lang w:val="en-US"/>
-        </w:rPr>
-        <w:t>RemovesAnddReturnsTrue(</w:t>
-      </w:r>
-      <w:proofErr w:type="gramEnd"/>
-      <w:r>
-        <w:rPr>
-          <w:lang w:val="en-US"/>
-        </w:rPr>
-        <w:t>)</w:t>
+        <w:t xml:space="preserve">     public void RemovePoi_ExistingId_RemovesAnddReturnsTrue()</w:t>
       </w:r>
     </w:p>
     <w:p>
@@ -3799,29 +2865,7 @@
         <w:rPr>
           <w:lang w:val="en-US"/>
         </w:rPr>
-        <w:t xml:space="preserve">         var map = new </w:t>
-      </w:r>
-      <w:proofErr w:type="spellStart"/>
-      <w:proofErr w:type="gramStart"/>
-      <w:r>
-        <w:rPr>
-          <w:lang w:val="en-US"/>
-        </w:rPr>
-        <w:t>MapService</w:t>
-      </w:r>
-      <w:proofErr w:type="spellEnd"/>
-      <w:r>
-        <w:rPr>
-          <w:lang w:val="en-US"/>
-        </w:rPr>
-        <w:t>(</w:t>
-      </w:r>
-      <w:proofErr w:type="gramEnd"/>
-      <w:r>
-        <w:rPr>
-          <w:lang w:val="en-US"/>
-        </w:rPr>
-        <w:t>);</w:t>
+        <w:t xml:space="preserve">         var map = new MapService();</w:t>
       </w:r>
     </w:p>
     <w:p>
@@ -3838,23 +2882,7 @@
           <w:lang w:val="en-US"/>
         </w:rPr>
         <w:lastRenderedPageBreak/>
-        <w:t xml:space="preserve">         var poi = </w:t>
-      </w:r>
-      <w:proofErr w:type="spellStart"/>
-      <w:proofErr w:type="gramStart"/>
-      <w:r>
-        <w:rPr>
-          <w:lang w:val="en-US"/>
-        </w:rPr>
-        <w:t>map.AddPoi</w:t>
-      </w:r>
-      <w:proofErr w:type="spellEnd"/>
-      <w:proofErr w:type="gramEnd"/>
-      <w:r>
-        <w:rPr>
-          <w:lang w:val="en-US"/>
-        </w:rPr>
-        <w:t>("</w:t>
+        <w:t xml:space="preserve">         var poi = map.AddPoi("</w:t>
       </w:r>
       <w:r>
         <w:t>Музей</w:t>
@@ -3863,165 +2891,75 @@
         <w:rPr>
           <w:lang w:val="en-US"/>
         </w:rPr>
-        <w:t xml:space="preserve">", new </w:t>
-      </w:r>
-      <w:proofErr w:type="gramStart"/>
-      <w:r>
-        <w:rPr>
-          <w:lang w:val="en-US"/>
-        </w:rPr>
-        <w:t>Coordinate(</w:t>
-      </w:r>
-      <w:proofErr w:type="gramEnd"/>
-      <w:r>
-        <w:rPr>
-          <w:lang w:val="en-US"/>
-        </w:rPr>
-        <w:t>32.1231, -178.0332));</w:t>
-      </w:r>
-    </w:p>
-    <w:p>
-      <w:pPr>
-        <w:spacing w:after="0" w:line="360" w:lineRule="auto"/>
-        <w:ind w:firstLine="709"/>
-        <w:jc w:val="both"/>
-        <w:rPr>
-          <w:lang w:val="en-US"/>
-        </w:rPr>
-      </w:pPr>
-    </w:p>
-    <w:p>
-      <w:pPr>
-        <w:spacing w:after="0" w:line="360" w:lineRule="auto"/>
-        <w:ind w:firstLine="709"/>
-        <w:jc w:val="both"/>
-        <w:rPr>
-          <w:lang w:val="en-US"/>
-        </w:rPr>
-      </w:pPr>
-      <w:r>
-        <w:rPr>
-          <w:lang w:val="en-US"/>
-        </w:rPr>
-        <w:t xml:space="preserve">         var result = </w:t>
-      </w:r>
-      <w:proofErr w:type="spellStart"/>
-      <w:proofErr w:type="gramStart"/>
-      <w:r>
-        <w:rPr>
-          <w:lang w:val="en-US"/>
-        </w:rPr>
-        <w:t>map.RemovePoi</w:t>
-      </w:r>
-      <w:proofErr w:type="spellEnd"/>
-      <w:proofErr w:type="gramEnd"/>
-      <w:r>
-        <w:rPr>
-          <w:lang w:val="en-US"/>
-        </w:rPr>
-        <w:t>(</w:t>
-      </w:r>
-      <w:proofErr w:type="spellStart"/>
-      <w:proofErr w:type="gramStart"/>
-      <w:r>
-        <w:rPr>
-          <w:lang w:val="en-US"/>
-        </w:rPr>
-        <w:t>poi.Id</w:t>
-      </w:r>
-      <w:proofErr w:type="spellEnd"/>
-      <w:proofErr w:type="gramEnd"/>
-      <w:r>
-        <w:rPr>
-          <w:lang w:val="en-US"/>
-        </w:rPr>
-        <w:t>);</w:t>
-      </w:r>
-    </w:p>
-    <w:p>
-      <w:pPr>
-        <w:spacing w:after="0" w:line="360" w:lineRule="auto"/>
-        <w:ind w:firstLine="709"/>
-        <w:jc w:val="both"/>
-        <w:rPr>
-          <w:lang w:val="en-US"/>
-        </w:rPr>
-      </w:pPr>
-    </w:p>
-    <w:p>
-      <w:pPr>
-        <w:spacing w:after="0" w:line="360" w:lineRule="auto"/>
-        <w:ind w:firstLine="709"/>
-        <w:jc w:val="both"/>
-        <w:rPr>
-          <w:lang w:val="en-US"/>
-        </w:rPr>
-      </w:pPr>
-      <w:r>
-        <w:rPr>
-          <w:lang w:val="en-US"/>
-        </w:rPr>
-        <w:t xml:space="preserve">         </w:t>
-      </w:r>
-      <w:proofErr w:type="spellStart"/>
-      <w:r>
-        <w:rPr>
-          <w:lang w:val="en-US"/>
-        </w:rPr>
-        <w:t>Assert.True</w:t>
-      </w:r>
-      <w:proofErr w:type="spellEnd"/>
-      <w:r>
-        <w:rPr>
-          <w:lang w:val="en-US"/>
-        </w:rPr>
-        <w:t>(result);</w:t>
-      </w:r>
-    </w:p>
-    <w:p>
-      <w:pPr>
-        <w:spacing w:after="0" w:line="360" w:lineRule="auto"/>
-        <w:ind w:firstLine="709"/>
-        <w:jc w:val="both"/>
-        <w:rPr>
-          <w:lang w:val="en-US"/>
-        </w:rPr>
-      </w:pPr>
-      <w:r>
-        <w:rPr>
-          <w:lang w:val="en-US"/>
-        </w:rPr>
-        <w:t xml:space="preserve">         </w:t>
-      </w:r>
-      <w:proofErr w:type="spellStart"/>
-      <w:r>
-        <w:rPr>
-          <w:lang w:val="en-US"/>
-        </w:rPr>
-        <w:t>Assert.True</w:t>
-      </w:r>
-      <w:proofErr w:type="spellEnd"/>
-      <w:r>
-        <w:rPr>
-          <w:lang w:val="en-US"/>
-        </w:rPr>
-        <w:t>(</w:t>
-      </w:r>
-      <w:proofErr w:type="spellStart"/>
-      <w:proofErr w:type="gramStart"/>
-      <w:r>
-        <w:rPr>
-          <w:lang w:val="en-US"/>
-        </w:rPr>
-        <w:t>map.All.Count</w:t>
-      </w:r>
-      <w:proofErr w:type="spellEnd"/>
-      <w:proofErr w:type="gramEnd"/>
-      <w:r>
-        <w:rPr>
-          <w:lang w:val="en-US"/>
-        </w:rPr>
-        <w:t xml:space="preserve"> == 0);</w:t>
+        <w:t>", new Coordinate(32.1231, -178.0332));</w:t>
+      </w:r>
+    </w:p>
+    <w:p>
+      <w:pPr>
+        <w:spacing w:after="0" w:line="360" w:lineRule="auto"/>
+        <w:ind w:firstLine="709"/>
+        <w:jc w:val="both"/>
+        <w:rPr>
+          <w:lang w:val="en-US"/>
+        </w:rPr>
+      </w:pPr>
+    </w:p>
+    <w:p>
+      <w:pPr>
+        <w:spacing w:after="0" w:line="360" w:lineRule="auto"/>
+        <w:ind w:firstLine="709"/>
+        <w:jc w:val="both"/>
+        <w:rPr>
+          <w:lang w:val="en-US"/>
+        </w:rPr>
+      </w:pPr>
+      <w:r>
+        <w:rPr>
+          <w:lang w:val="en-US"/>
+        </w:rPr>
+        <w:t xml:space="preserve">         var result = map.RemovePoi(poi.Id);</w:t>
+      </w:r>
+    </w:p>
+    <w:p>
+      <w:pPr>
+        <w:spacing w:after="0" w:line="360" w:lineRule="auto"/>
+        <w:ind w:firstLine="709"/>
+        <w:jc w:val="both"/>
+        <w:rPr>
+          <w:lang w:val="en-US"/>
+        </w:rPr>
+      </w:pPr>
+    </w:p>
+    <w:p>
+      <w:pPr>
+        <w:spacing w:after="0" w:line="360" w:lineRule="auto"/>
+        <w:ind w:firstLine="709"/>
+        <w:jc w:val="both"/>
+        <w:rPr>
+          <w:lang w:val="en-US"/>
+        </w:rPr>
+      </w:pPr>
+      <w:r>
+        <w:rPr>
+          <w:lang w:val="en-US"/>
+        </w:rPr>
+        <w:t xml:space="preserve">         Assert.True(result);</w:t>
+      </w:r>
+    </w:p>
+    <w:p>
+      <w:pPr>
+        <w:spacing w:after="0" w:line="360" w:lineRule="auto"/>
+        <w:ind w:firstLine="709"/>
+        <w:jc w:val="both"/>
+        <w:rPr>
+          <w:lang w:val="en-US"/>
+        </w:rPr>
+      </w:pPr>
+      <w:r>
+        <w:rPr>
+          <w:lang w:val="en-US"/>
+        </w:rPr>
+        <w:t xml:space="preserve">         Assert.True(map.All.Count == 0);</w:t>
       </w:r>
     </w:p>
     <w:p>
@@ -4079,35 +3017,7 @@
         <w:rPr>
           <w:lang w:val="en-US"/>
         </w:rPr>
-        <w:t xml:space="preserve">     public void </w:t>
-      </w:r>
-      <w:proofErr w:type="spellStart"/>
-      <w:r>
-        <w:rPr>
-          <w:lang w:val="en-US"/>
-        </w:rPr>
-        <w:t>RemovePoi_UnknownId_</w:t>
-      </w:r>
-      <w:proofErr w:type="gramStart"/>
-      <w:r>
-        <w:rPr>
-          <w:lang w:val="en-US"/>
-        </w:rPr>
-        <w:t>ReturnsFalse</w:t>
-      </w:r>
-      <w:proofErr w:type="spellEnd"/>
-      <w:r>
-        <w:rPr>
-          <w:lang w:val="en-US"/>
-        </w:rPr>
-        <w:t>(</w:t>
-      </w:r>
-      <w:proofErr w:type="gramEnd"/>
-      <w:r>
-        <w:rPr>
-          <w:lang w:val="en-US"/>
-        </w:rPr>
-        <w:t>)</w:t>
+        <w:t xml:space="preserve">     public void RemovePoi_UnknownId_ReturnsFalse()</w:t>
       </w:r>
     </w:p>
     <w:p>
@@ -4139,111 +3049,59 @@
         <w:rPr>
           <w:lang w:val="en-US"/>
         </w:rPr>
-        <w:t xml:space="preserve">         var map = new </w:t>
-      </w:r>
-      <w:proofErr w:type="spellStart"/>
-      <w:proofErr w:type="gramStart"/>
-      <w:r>
-        <w:rPr>
-          <w:lang w:val="en-US"/>
-        </w:rPr>
-        <w:t>MapService</w:t>
-      </w:r>
-      <w:proofErr w:type="spellEnd"/>
-      <w:r>
-        <w:rPr>
-          <w:lang w:val="en-US"/>
-        </w:rPr>
-        <w:t>(</w:t>
-      </w:r>
-      <w:proofErr w:type="gramEnd"/>
-      <w:r>
-        <w:rPr>
-          <w:lang w:val="en-US"/>
-        </w:rPr>
-        <w:t>);</w:t>
-      </w:r>
-    </w:p>
-    <w:p>
-      <w:pPr>
-        <w:spacing w:after="0" w:line="360" w:lineRule="auto"/>
-        <w:ind w:firstLine="709"/>
-        <w:jc w:val="both"/>
-        <w:rPr>
-          <w:lang w:val="en-US"/>
-        </w:rPr>
-      </w:pPr>
-    </w:p>
-    <w:p>
-      <w:pPr>
-        <w:spacing w:after="0" w:line="360" w:lineRule="auto"/>
-        <w:ind w:firstLine="709"/>
-        <w:jc w:val="both"/>
-        <w:rPr>
-          <w:lang w:val="en-US"/>
-        </w:rPr>
-      </w:pPr>
-      <w:r>
-        <w:rPr>
-          <w:lang w:val="en-US"/>
-        </w:rPr>
-        <w:t xml:space="preserve">         var result = </w:t>
-      </w:r>
-      <w:proofErr w:type="spellStart"/>
-      <w:proofErr w:type="gramStart"/>
-      <w:r>
-        <w:rPr>
-          <w:lang w:val="en-US"/>
-        </w:rPr>
-        <w:t>map.RemovePoi</w:t>
-      </w:r>
-      <w:proofErr w:type="spellEnd"/>
-      <w:proofErr w:type="gramEnd"/>
-      <w:r>
-        <w:rPr>
-          <w:lang w:val="en-US"/>
-        </w:rPr>
-        <w:t>(-1);</w:t>
-      </w:r>
-    </w:p>
-    <w:p>
-      <w:pPr>
-        <w:spacing w:after="0" w:line="360" w:lineRule="auto"/>
-        <w:ind w:firstLine="709"/>
-        <w:jc w:val="both"/>
-        <w:rPr>
-          <w:lang w:val="en-US"/>
-        </w:rPr>
-      </w:pPr>
-    </w:p>
-    <w:p>
-      <w:pPr>
-        <w:spacing w:after="0" w:line="360" w:lineRule="auto"/>
-        <w:ind w:firstLine="709"/>
-        <w:jc w:val="both"/>
-        <w:rPr>
-          <w:lang w:val="en-US"/>
-        </w:rPr>
-      </w:pPr>
-      <w:r>
-        <w:rPr>
-          <w:lang w:val="en-US"/>
-        </w:rPr>
-        <w:t xml:space="preserve">         </w:t>
-      </w:r>
-      <w:proofErr w:type="spellStart"/>
-      <w:r>
-        <w:rPr>
-          <w:lang w:val="en-US"/>
-        </w:rPr>
-        <w:t>Assert.False</w:t>
-      </w:r>
-      <w:proofErr w:type="spellEnd"/>
-      <w:r>
-        <w:rPr>
-          <w:lang w:val="en-US"/>
-        </w:rPr>
-        <w:t>(result);</w:t>
+        <w:t xml:space="preserve">         var map = new MapService();</w:t>
+      </w:r>
+    </w:p>
+    <w:p>
+      <w:pPr>
+        <w:spacing w:after="0" w:line="360" w:lineRule="auto"/>
+        <w:ind w:firstLine="709"/>
+        <w:jc w:val="both"/>
+        <w:rPr>
+          <w:lang w:val="en-US"/>
+        </w:rPr>
+      </w:pPr>
+    </w:p>
+    <w:p>
+      <w:pPr>
+        <w:spacing w:after="0" w:line="360" w:lineRule="auto"/>
+        <w:ind w:firstLine="709"/>
+        <w:jc w:val="both"/>
+        <w:rPr>
+          <w:lang w:val="en-US"/>
+        </w:rPr>
+      </w:pPr>
+      <w:r>
+        <w:rPr>
+          <w:lang w:val="en-US"/>
+        </w:rPr>
+        <w:t xml:space="preserve">         var result = map.RemovePoi(-1);</w:t>
+      </w:r>
+    </w:p>
+    <w:p>
+      <w:pPr>
+        <w:spacing w:after="0" w:line="360" w:lineRule="auto"/>
+        <w:ind w:firstLine="709"/>
+        <w:jc w:val="both"/>
+        <w:rPr>
+          <w:lang w:val="en-US"/>
+        </w:rPr>
+      </w:pPr>
+    </w:p>
+    <w:p>
+      <w:pPr>
+        <w:spacing w:after="0" w:line="360" w:lineRule="auto"/>
+        <w:ind w:firstLine="709"/>
+        <w:jc w:val="both"/>
+        <w:rPr>
+          <w:lang w:val="en-US"/>
+        </w:rPr>
+      </w:pPr>
+      <w:r>
+        <w:rPr>
+          <w:lang w:val="en-US"/>
+        </w:rPr>
+        <w:t xml:space="preserve">         Assert.False(result);</w:t>
       </w:r>
     </w:p>
     <w:p>
@@ -4283,6 +3141,9 @@
         <w:spacing w:after="0" w:line="360" w:lineRule="auto"/>
         <w:ind w:firstLine="709"/>
         <w:jc w:val="both"/>
+        <w:rPr>
+          <w:lang w:val="en-US"/>
+        </w:rPr>
       </w:pPr>
       <w:r>
         <w:t>Запуск</w:t>
@@ -4294,7 +3155,13 @@
         <w:t xml:space="preserve"> </w:t>
       </w:r>
       <w:r>
-        <w:t xml:space="preserve">тестов </w:t>
+        <w:t>тестов</w:t>
+      </w:r>
+      <w:r>
+        <w:rPr>
+          <w:lang w:val="en-US"/>
+        </w:rPr>
+        <w:t xml:space="preserve"> </w:t>
       </w:r>
       <w:r>
         <w:rPr>
@@ -4310,6 +3177,9 @@
         <w:jc w:val="both"/>
       </w:pPr>
       <w:r>
+        <w:rPr>
+          <w:noProof/>
+        </w:rPr>
         <w:drawing>
           <wp:inline distT="0" distB="0" distL="0" distR="0" wp14:anchorId="345AB7E5" wp14:editId="550F2E74">
             <wp:extent cx="4705350" cy="474980"/>
@@ -4364,6 +3234,9 @@
         <w:jc w:val="center"/>
       </w:pPr>
       <w:r>
+        <w:rPr>
+          <w:noProof/>
+        </w:rPr>
         <w:drawing>
           <wp:inline distT="0" distB="0" distL="0" distR="0" wp14:anchorId="1726A4CB" wp14:editId="782D7D63">
             <wp:extent cx="5106144" cy="2295525"/>
@@ -4419,18 +3292,10 @@
         <w:jc w:val="both"/>
       </w:pPr>
       <w:r>
-        <w:t xml:space="preserve">Оба </w:t>
-      </w:r>
-      <w:proofErr w:type="gramStart"/>
-      <w:r>
-        <w:t>метода</w:t>
-      </w:r>
-      <w:r>
-        <w:t>(</w:t>
-      </w:r>
-      <w:proofErr w:type="gramEnd"/>
-      <w:r>
-        <w:t>ручное и автоматизированное тестирование)</w:t>
+        <w:t>Оба метода</w:t>
+      </w:r>
+      <w:r>
+        <w:t>(ручное и автоматизированное тестирование)</w:t>
       </w:r>
       <w:r>
         <w:t xml:space="preserve"> дали одинаковый результат </w:t>
@@ -4472,18 +3337,10 @@
         <w:t>, но для</w:t>
       </w:r>
       <w:r>
-        <w:t xml:space="preserve"> выполнения проверки работоспособности существующего кода после добавления новой функциональности, автоматизированные </w:t>
-      </w:r>
-      <w:proofErr w:type="gramStart"/>
-      <w:r>
-        <w:t xml:space="preserve">тесты </w:t>
-      </w:r>
-      <w:r>
-        <w:t xml:space="preserve"> более</w:t>
-      </w:r>
-      <w:proofErr w:type="gramEnd"/>
-      <w:r>
-        <w:t xml:space="preserve"> эффективны в скорости выполнения проверки.</w:t>
+        <w:t xml:space="preserve"> выполнения проверки работоспособности существующего кода после добавления новой функциональности, автоматизированные тесты </w:t>
+      </w:r>
+      <w:r>
+        <w:t xml:space="preserve"> более эффективны в скорости выполнения проверки.</w:t>
       </w:r>
     </w:p>
     <w:p>
@@ -8831,6 +7688,7 @@
   <w:style w:type="character" w:default="1" w:styleId="a0">
     <w:name w:val="Default Paragraph Font"/>
     <w:uiPriority w:val="1"/>
+    <w:semiHidden/>
     <w:unhideWhenUsed/>
   </w:style>
   <w:style w:type="table" w:default="1" w:styleId="a1">
